--- a/_translations/fr/04_Бизнес-план/Бизнес-план_ЦП_РСФСР.docx
+++ b/_translations/fr/04_Бизнес-план/Бизнес-план_ЦП_РСФСР.docx
@@ -728,7 +728,7 @@
               <w:rPr>
                 <w:sz w:val="17"/>
               </w:rPr>
-              <w:t>75,1 %</w:t>
+              <w:t>75,1 %</w:t>
             </w:r>
           </w:p>
         </w:tc>
@@ -2699,7 +2699,7 @@
               <w:rPr>
                 <w:sz w:val="17"/>
               </w:rPr>
-              <w:t>10 000 000</w:t>
+              <w:t>10 000 000</w:t>
             </w:r>
           </w:p>
         </w:tc>
@@ -2737,7 +2737,7 @@
               <w:rPr>
                 <w:sz w:val="17"/>
               </w:rPr>
-              <w:t>50 000</w:t>
+              <w:t>50 000</w:t>
             </w:r>
           </w:p>
         </w:tc>
@@ -2775,7 +2775,7 @@
               <w:rPr>
                 <w:sz w:val="17"/>
               </w:rPr>
-              <w:t>150 000</w:t>
+              <w:t>150 000</w:t>
             </w:r>
           </w:p>
         </w:tc>
@@ -2813,7 +2813,7 @@
               <w:rPr>
                 <w:sz w:val="17"/>
               </w:rPr>
-              <w:t>15 000</w:t>
+              <w:t>15 000</w:t>
             </w:r>
           </w:p>
         </w:tc>
@@ -2853,7 +2853,7 @@
                 <w:b/>
                 <w:sz w:val="17"/>
               </w:rPr>
-              <w:t>215 000</w:t>
+              <w:t>215 000</w:t>
             </w:r>
           </w:p>
         </w:tc>
@@ -4672,7 +4672,7 @@
               <w:rPr>
                 <w:sz w:val="17"/>
               </w:rPr>
-              <w:t>75,1 %</w:t>
+              <w:t>75,1 %</w:t>
             </w:r>
           </w:p>
         </w:tc>
@@ -4836,7 +4836,7 @@
               <w:rPr>
                 <w:sz w:val="17"/>
               </w:rPr>
-              <w:t>7 %</w:t>
+              <w:t>7 %</w:t>
             </w:r>
           </w:p>
         </w:tc>
@@ -4854,7 +4854,7 @@
               <w:rPr>
                 <w:sz w:val="17"/>
               </w:rPr>
-              <w:t>15 %</w:t>
+              <w:t>15 %</w:t>
             </w:r>
           </w:p>
         </w:tc>
@@ -4936,7 +4936,7 @@
                 <w:b/>
                 <w:sz w:val="17"/>
               </w:rPr>
-              <w:t>18 %</w:t>
+              <w:t>18 %</w:t>
             </w:r>
           </w:p>
         </w:tc>
@@ -4955,7 +4955,7 @@
                 <w:b/>
                 <w:sz w:val="17"/>
               </w:rPr>
-              <w:t>55 %</w:t>
+              <w:t>55 %</w:t>
             </w:r>
           </w:p>
         </w:tc>
@@ -5031,7 +5031,7 @@
               <w:rPr>
                 <w:sz w:val="17"/>
               </w:rPr>
-              <w:t>25 %</w:t>
+              <w:t>25 %</w:t>
             </w:r>
           </w:p>
         </w:tc>
@@ -5049,7 +5049,7 @@
               <w:rPr>
                 <w:sz w:val="17"/>
               </w:rPr>
-              <w:t>30 %</w:t>
+              <w:t>30 %</w:t>
             </w:r>
           </w:p>
         </w:tc>
@@ -5142,7 +5142,7 @@
               <w:rPr>
                 <w:sz w:val="17"/>
               </w:rPr>
-              <w:t>100 %</w:t>
+              <w:t>100 %</w:t>
             </w:r>
           </w:p>
         </w:tc>
@@ -5377,7 +5377,7 @@
               <w:rPr>
                 <w:sz w:val="17"/>
               </w:rPr>
-              <w:t>40,0 %</w:t>
+              <w:t>40,0 %</w:t>
             </w:r>
           </w:p>
         </w:tc>
@@ -5433,7 +5433,7 @@
               <w:rPr>
                 <w:sz w:val="17"/>
               </w:rPr>
-              <w:t>50,8 %</w:t>
+              <w:t>50,8 %</w:t>
             </w:r>
           </w:p>
         </w:tc>
@@ -5489,7 +5489,7 @@
               <w:rPr>
                 <w:sz w:val="17"/>
               </w:rPr>
-              <w:t>3,6 %</w:t>
+              <w:t>3,6 %</w:t>
             </w:r>
           </w:p>
         </w:tc>
@@ -5545,7 +5545,7 @@
               <w:rPr>
                 <w:sz w:val="17"/>
               </w:rPr>
-              <w:t>5,6 %</w:t>
+              <w:t>5,6 %</w:t>
             </w:r>
           </w:p>
         </w:tc>
@@ -5585,7 +5585,7 @@
                 <w:b/>
                 <w:sz w:val="17"/>
               </w:rPr>
-              <w:t>1 800</w:t>
+              <w:t>1 800</w:t>
             </w:r>
           </w:p>
         </w:tc>
@@ -5604,7 +5604,7 @@
                 <w:b/>
                 <w:sz w:val="17"/>
               </w:rPr>
-              <w:t>100 %</w:t>
+              <w:t>100 %</w:t>
             </w:r>
           </w:p>
         </w:tc>
